--- a/Отчёт/Лаб4.1.docx
+++ b/Отчёт/Лаб4.1.docx
@@ -8693,7 +8693,7 @@
                 <w:lang w:val="en-US"/>
               </w:rPr>
               <w:drawing>
-                <wp:inline distT="0" distB="0" distL="0" distR="0" wp14:anchorId="1F6BF541" wp14:editId="7025D853">
+                <wp:inline distT="0" distB="0" distL="0" distR="0" wp14:anchorId="1F6BF541" wp14:editId="71051F58">
                   <wp:extent cx="2663912" cy="2345635"/>
                   <wp:effectExtent l="0" t="0" r="3175" b="0"/>
                   <wp:docPr id="13" name="Рисунок 13"/>
@@ -9531,45 +9531,25 @@
         <w:tblLook w:val="04A0" w:firstRow="1" w:lastRow="0" w:firstColumn="1" w:lastColumn="0" w:noHBand="0" w:noVBand="1"/>
       </w:tblPr>
       <w:tblGrid>
-        <w:gridCol w:w="4672"/>
-        <w:gridCol w:w="4672"/>
+        <w:gridCol w:w="8702"/>
       </w:tblGrid>
       <w:tr>
         <w:tc>
           <w:tcPr>
-            <w:tcW w:w="4672" w:type="dxa"/>
+            <w:tcW w:w="5096" w:type="dxa"/>
           </w:tcPr>
           <w:p>
             <w:pPr>
               <w:ind w:left="0" w:firstLine="0"/>
+            </w:pPr>
+            <w:r>
               <w:rPr>
                 <w:lang w:val="en-US"/>
               </w:rPr>
-            </w:pPr>
-            <w:r>
-              <w:rPr>
-                <w:lang w:val="en-US"/>
-              </w:rPr>
-              <w:t>m = 5</w:t>
-            </w:r>
-          </w:p>
-        </w:tc>
-        <w:tc>
-          <w:tcPr>
-            <w:tcW w:w="4672" w:type="dxa"/>
-          </w:tcPr>
-          <w:p>
-            <w:pPr>
-              <w:ind w:left="0" w:firstLine="0"/>
-              <w:rPr>
-                <w:lang w:val="en-US"/>
-              </w:rPr>
-            </w:pPr>
-            <w:r>
-              <w:rPr>
-                <w:lang w:val="en-US"/>
-              </w:rPr>
-              <w:t>m = 10</w:t>
+              <w:t xml:space="preserve">m = </w:t>
+            </w:r>
+            <w:r>
+              <w:t>2</w:t>
             </w:r>
           </w:p>
         </w:tc>
@@ -9577,7 +9557,7 @@
       <w:tr>
         <w:tc>
           <w:tcPr>
-            <w:tcW w:w="4672" w:type="dxa"/>
+            <w:tcW w:w="5096" w:type="dxa"/>
           </w:tcPr>
           <w:p>
             <w:pPr>
@@ -9592,10 +9572,10 @@
                 <w:lang w:val="en-US"/>
               </w:rPr>
               <w:drawing>
-                <wp:inline distT="0" distB="0" distL="0" distR="0" wp14:anchorId="14BB28E7" wp14:editId="088D3444">
-                  <wp:extent cx="2870200" cy="2527277"/>
-                  <wp:effectExtent l="0" t="0" r="6350" b="6985"/>
-                  <wp:docPr id="22" name="Рисунок 22"/>
+                <wp:inline distT="0" distB="0" distL="0" distR="0" wp14:anchorId="4EA2DDD3" wp14:editId="3EA592FF">
+                  <wp:extent cx="5208422" cy="4591370"/>
+                  <wp:effectExtent l="0" t="0" r="0" b="0"/>
+                  <wp:docPr id="1" name="Рисунок 1"/>
                   <wp:cNvGraphicFramePr>
                     <a:graphicFrameLocks xmlns:a="http://schemas.openxmlformats.org/drawingml/2006/main" noChangeAspect="1"/>
                   </wp:cNvGraphicFramePr>
@@ -9603,7 +9583,7 @@
                     <a:graphicData uri="http://schemas.openxmlformats.org/drawingml/2006/picture">
                       <pic:pic xmlns:pic="http://schemas.openxmlformats.org/drawingml/2006/picture">
                         <pic:nvPicPr>
-                          <pic:cNvPr id="0" name="Picture 10"/>
+                          <pic:cNvPr id="0" name="Picture 1"/>
                           <pic:cNvPicPr>
                             <a:picLocks noChangeAspect="1" noChangeArrowheads="1"/>
                           </pic:cNvPicPr>
@@ -9624,7 +9604,7 @@
                         <pic:spPr bwMode="auto">
                           <a:xfrm>
                             <a:off x="0" y="0"/>
-                            <a:ext cx="2877695" cy="2533877"/>
+                            <a:ext cx="5244732" cy="4623378"/>
                           </a:xfrm>
                           <a:prstGeom prst="rect">
                             <a:avLst/>
@@ -9642,74 +9622,6 @@
             </w:r>
           </w:p>
         </w:tc>
-        <w:tc>
-          <w:tcPr>
-            <w:tcW w:w="4672" w:type="dxa"/>
-          </w:tcPr>
-          <w:p>
-            <w:pPr>
-              <w:ind w:left="0" w:firstLine="0"/>
-              <w:rPr>
-                <w:noProof/>
-                <w:lang w:val="en-US"/>
-              </w:rPr>
-            </w:pPr>
-            <w:r>
-              <w:rPr>
-                <w:noProof/>
-                <w:lang w:val="en-US"/>
-              </w:rPr>
-              <w:drawing>
-                <wp:inline distT="0" distB="0" distL="0" distR="0" wp14:anchorId="1C31D47B" wp14:editId="2C1AD91D">
-                  <wp:extent cx="2869505" cy="2526665"/>
-                  <wp:effectExtent l="0" t="0" r="7620" b="6985"/>
-                  <wp:docPr id="15" name="Рисунок 15"/>
-                  <wp:cNvGraphicFramePr>
-                    <a:graphicFrameLocks xmlns:a="http://schemas.openxmlformats.org/drawingml/2006/main" noChangeAspect="1"/>
-                  </wp:cNvGraphicFramePr>
-                  <a:graphic xmlns:a="http://schemas.openxmlformats.org/drawingml/2006/main">
-                    <a:graphicData uri="http://schemas.openxmlformats.org/drawingml/2006/picture">
-                      <pic:pic xmlns:pic="http://schemas.openxmlformats.org/drawingml/2006/picture">
-                        <pic:nvPicPr>
-                          <pic:cNvPr id="0" name="Picture 5"/>
-                          <pic:cNvPicPr>
-                            <a:picLocks noChangeAspect="1" noChangeArrowheads="1"/>
-                          </pic:cNvPicPr>
-                        </pic:nvPicPr>
-                        <pic:blipFill>
-                          <a:blip r:embed="rId22" cstate="print">
-                            <a:extLst>
-                              <a:ext uri="{28A0092B-C50C-407E-A947-70E740481C1C}">
-                                <a14:useLocalDpi xmlns:a14="http://schemas.microsoft.com/office/drawing/2010/main" val="0"/>
-                              </a:ext>
-                            </a:extLst>
-                          </a:blip>
-                          <a:srcRect/>
-                          <a:stretch>
-                            <a:fillRect/>
-                          </a:stretch>
-                        </pic:blipFill>
-                        <pic:spPr bwMode="auto">
-                          <a:xfrm>
-                            <a:off x="0" y="0"/>
-                            <a:ext cx="2889756" cy="2544497"/>
-                          </a:xfrm>
-                          <a:prstGeom prst="rect">
-                            <a:avLst/>
-                          </a:prstGeom>
-                          <a:noFill/>
-                          <a:ln>
-                            <a:noFill/>
-                          </a:ln>
-                        </pic:spPr>
-                      </pic:pic>
-                    </a:graphicData>
-                  </a:graphic>
-                </wp:inline>
-              </w:drawing>
-            </w:r>
-          </w:p>
-        </w:tc>
       </w:tr>
     </w:tbl>
     <w:p>
@@ -9734,9 +9646,6 @@
     <w:p>
       <w:pPr>
         <w:ind w:firstLine="0"/>
-        <w:rPr>
-          <w:lang w:val="en-US"/>
-        </w:rPr>
       </w:pPr>
       <w:r>
         <w:rPr>
@@ -9965,9 +9874,6 @@
     <w:p>
       <w:pPr>
         <w:ind w:firstLine="0"/>
-        <w:rPr>
-          <w:lang w:val="en-US"/>
-        </w:rPr>
       </w:pPr>
     </w:p>
     <w:p>
@@ -18002,6 +17908,7 @@
   <w:style w:type="character" w:default="1" w:styleId="a3">
     <w:name w:val="Default Paragraph Font"/>
     <w:uiPriority w:val="1"/>
+    <w:semiHidden/>
     <w:unhideWhenUsed/>
   </w:style>
   <w:style w:type="table" w:default="1" w:styleId="a4">
@@ -19096,6 +19003,7 @@
     <w:rsidRoot w:val="002A0C5C"/>
     <w:rsid w:val="000179C1"/>
     <w:rsid w:val="00024A08"/>
+    <w:rsid w:val="00027A58"/>
     <w:rsid w:val="000305F7"/>
     <w:rsid w:val="00065B3B"/>
     <w:rsid w:val="000A1348"/>
@@ -19159,6 +19067,7 @@
     <w:rsid w:val="00CE684D"/>
     <w:rsid w:val="00D03DC9"/>
     <w:rsid w:val="00D530D5"/>
+    <w:rsid w:val="00DA3270"/>
     <w:rsid w:val="00DA6962"/>
     <w:rsid w:val="00DE43F4"/>
     <w:rsid w:val="00E3240B"/>
